--- a/docs/lectures/03_05_lecture/intro_quarto_markdown.docx
+++ b/docs/lectures/03_05_lecture/intro_quarto_markdown.docx
@@ -31,7 +31,7 @@
         <w:pStyle w:val="Date"/>
       </w:pPr>
       <w:r>
-        <w:t xml:space="preserve">2026-07-02</w:t>
+        <w:t xml:space="preserve">2026-07-03</w:t>
       </w:r>
     </w:p>
     <w:bookmarkStart w:id="12" w:name="where-we-left-off-lecture-04"/>
